--- a/rjd3x13-biais-mode-from-CH.docx
+++ b/rjd3x13-biais-mode-from-CH.docx
@@ -561,6 +561,7 @@
       </w:pPr>
       <w:r>
         <w:rPr>
+          <w:noProof/>
           <w:lang w:val="de-DE"/>
         </w:rPr>
         <w:drawing>
@@ -621,6 +622,7 @@
       </w:pPr>
       <w:r>
         <w:rPr>
+          <w:noProof/>
           <w:lang w:val="de-DE"/>
         </w:rPr>
         <w:drawing>
@@ -786,6 +788,7 @@
       </w:pPr>
       <w:r>
         <w:rPr>
+          <w:noProof/>
           <w:lang w:val="de-DE"/>
         </w:rPr>
         <w:drawing>
@@ -875,6 +878,7 @@
       </w:pPr>
       <w:r>
         <w:rPr>
+          <w:noProof/>
           <w:lang w:val="de-DE"/>
         </w:rPr>
         <w:drawing>
@@ -999,6 +1003,7 @@
       </w:pPr>
       <w:r>
         <w:rPr>
+          <w:noProof/>
           <w:lang w:val="de-DE"/>
         </w:rPr>
         <w:drawing>
@@ -2269,21 +2274,7 @@
         <w:rPr>
           <w:lang w:val="de-DE"/>
         </w:rPr>
-        <w:t xml:space="preserve">, </w:t>
-      </w:r>
-      <w:proofErr w:type="spellStart"/>
-      <w:r>
-        <w:rPr>
-          <w:lang w:val="de-DE"/>
-        </w:rPr>
-        <w:t>start</w:t>
-      </w:r>
-      <w:proofErr w:type="spellEnd"/>
-      <w:r>
-        <w:rPr>
-          <w:lang w:val="de-DE"/>
-        </w:rPr>
-        <w:t>);</w:t>
+        <w:t>, start);</w:t>
       </w:r>
     </w:p>
     <w:p>
@@ -2353,21 +2344,7 @@
         <w:rPr>
           <w:lang w:val="de-DE"/>
         </w:rPr>
-        <w:t xml:space="preserve">, </w:t>
-      </w:r>
-      <w:proofErr w:type="spellStart"/>
-      <w:r>
-        <w:rPr>
-          <w:lang w:val="de-DE"/>
-        </w:rPr>
-        <w:t>start</w:t>
-      </w:r>
-      <w:proofErr w:type="spellEnd"/>
-      <w:r>
-        <w:rPr>
-          <w:lang w:val="de-DE"/>
-        </w:rPr>
-        <w:t>);</w:t>
+        <w:t>, start);</w:t>
       </w:r>
     </w:p>
     <w:p>
@@ -3212,21 +3189,7 @@
         <w:rPr>
           <w:lang w:val="de-DE"/>
         </w:rPr>
-        <w:t xml:space="preserve"> </w:t>
-      </w:r>
-      <w:proofErr w:type="spellStart"/>
-      <w:r>
-        <w:rPr>
-          <w:lang w:val="de-DE"/>
-        </w:rPr>
-        <w:t>ifreq</w:t>
-      </w:r>
-      <w:proofErr w:type="spellEnd"/>
-      <w:r>
-        <w:rPr>
-          <w:lang w:val="de-DE"/>
-        </w:rPr>
-        <w:t xml:space="preserve"> = </w:t>
+        <w:t xml:space="preserve"> ifreq = </w:t>
       </w:r>
       <w:proofErr w:type="spellStart"/>
       <w:proofErr w:type="gramStart"/>
@@ -4121,14 +4084,524 @@
         <w:rPr>
           <w:lang w:val="de-DE"/>
         </w:rPr>
+        <w:t xml:space="preserve"> ifreq = </w:t>
+      </w:r>
+      <w:proofErr w:type="spellStart"/>
+      <w:proofErr w:type="gramStart"/>
+      <w:r>
+        <w:rPr>
+          <w:lang w:val="de-DE"/>
+        </w:rPr>
+        <w:t>context.getPeriod</w:t>
+      </w:r>
+      <w:proofErr w:type="spellEnd"/>
+      <w:proofErr w:type="gramEnd"/>
+      <w:r>
+        <w:rPr>
+          <w:lang w:val="de-DE"/>
+        </w:rPr>
+        <w:t>();</w:t>
+      </w:r>
+    </w:p>
+    <w:p>
+      <w:pPr>
+        <w:rPr>
+          <w:lang w:val="de-DE"/>
+        </w:rPr>
+      </w:pPr>
+      <w:r>
+        <w:rPr>
+          <w:lang w:val="de-DE"/>
+        </w:rPr>
+        <w:t xml:space="preserve">        </w:t>
+      </w:r>
+      <w:proofErr w:type="spellStart"/>
+      <w:r>
+        <w:rPr>
+          <w:lang w:val="de-DE"/>
+        </w:rPr>
+        <w:t>int</w:t>
+      </w:r>
+      <w:proofErr w:type="spellEnd"/>
+      <w:r>
+        <w:rPr>
+          <w:lang w:val="de-DE"/>
+        </w:rPr>
+        <w:t xml:space="preserve"> s0 = </w:t>
+      </w:r>
+      <w:proofErr w:type="spellStart"/>
+      <w:proofErr w:type="gramStart"/>
+      <w:r>
+        <w:rPr>
+          <w:lang w:val="de-DE"/>
+        </w:rPr>
+        <w:t>start.annualPosition</w:t>
+      </w:r>
+      <w:proofErr w:type="spellEnd"/>
+      <w:proofErr w:type="gramEnd"/>
+      <w:r>
+        <w:rPr>
+          <w:lang w:val="de-DE"/>
+        </w:rPr>
+        <w:t xml:space="preserve">(), </w:t>
+      </w:r>
+      <w:proofErr w:type="spellStart"/>
+      <w:r>
+        <w:rPr>
+          <w:lang w:val="de-DE"/>
+        </w:rPr>
+        <w:t>ny</w:t>
+      </w:r>
+      <w:proofErr w:type="spellEnd"/>
+      <w:r>
+        <w:rPr>
+          <w:lang w:val="de-DE"/>
+        </w:rPr>
+        <w:t xml:space="preserve"> = (d10.length() - s0) / </w:t>
+      </w:r>
+      <w:proofErr w:type="spellStart"/>
+      <w:r>
+        <w:rPr>
+          <w:lang w:val="de-DE"/>
+        </w:rPr>
+        <w:t>ifreq</w:t>
+      </w:r>
+      <w:proofErr w:type="spellEnd"/>
+      <w:r>
+        <w:rPr>
+          <w:lang w:val="de-DE"/>
+        </w:rPr>
+        <w:t>;</w:t>
+      </w:r>
+    </w:p>
+    <w:p>
+      <w:pPr>
+        <w:rPr>
+          <w:lang w:val="de-DE"/>
+        </w:rPr>
+      </w:pPr>
+    </w:p>
+    <w:p>
+      <w:pPr>
+        <w:rPr>
+          <w:lang w:val="de-DE"/>
+        </w:rPr>
+      </w:pPr>
+      <w:r>
+        <w:rPr>
+          <w:lang w:val="de-DE"/>
+        </w:rPr>
+        <w:t xml:space="preserve">        double </w:t>
+      </w:r>
+      <w:proofErr w:type="spellStart"/>
+      <w:r>
+        <w:rPr>
+          <w:lang w:val="de-DE"/>
+        </w:rPr>
+        <w:t>sbias</w:t>
+      </w:r>
+      <w:proofErr w:type="spellEnd"/>
+      <w:r>
+        <w:rPr>
+          <w:lang w:val="de-DE"/>
+        </w:rPr>
+        <w:t xml:space="preserve"> = d10.range(s0, s0 + </w:t>
+      </w:r>
+      <w:proofErr w:type="spellStart"/>
+      <w:r>
+        <w:rPr>
+          <w:lang w:val="de-DE"/>
+        </w:rPr>
+        <w:t>ny</w:t>
+      </w:r>
+      <w:proofErr w:type="spellEnd"/>
+      <w:r>
+        <w:rPr>
+          <w:lang w:val="de-DE"/>
+        </w:rPr>
+        <w:t xml:space="preserve"> * </w:t>
+      </w:r>
+      <w:proofErr w:type="spellStart"/>
+      <w:r>
+        <w:rPr>
+          <w:lang w:val="de-DE"/>
+        </w:rPr>
+        <w:t>ifreq</w:t>
+      </w:r>
+      <w:proofErr w:type="spellEnd"/>
+      <w:proofErr w:type="gramStart"/>
+      <w:r>
+        <w:rPr>
+          <w:lang w:val="de-DE"/>
+        </w:rPr>
+        <w:t>).</w:t>
+      </w:r>
+      <w:proofErr w:type="spellStart"/>
+      <w:r>
+        <w:rPr>
+          <w:lang w:val="de-DE"/>
+        </w:rPr>
+        <w:t>average</w:t>
+      </w:r>
+      <w:proofErr w:type="spellEnd"/>
+      <w:proofErr w:type="gramEnd"/>
+      <w:r>
+        <w:rPr>
+          <w:lang w:val="de-DE"/>
+        </w:rPr>
+        <w:t xml:space="preserve">(), </w:t>
+      </w:r>
+      <w:proofErr w:type="spellStart"/>
+      <w:r>
+        <w:rPr>
+          <w:lang w:val="de-DE"/>
+        </w:rPr>
+        <w:t>ibias</w:t>
+      </w:r>
+      <w:proofErr w:type="spellEnd"/>
+      <w:r>
+        <w:rPr>
+          <w:lang w:val="de-DE"/>
+        </w:rPr>
+        <w:t xml:space="preserve"> = d13.average();</w:t>
+      </w:r>
+    </w:p>
+    <w:p>
+      <w:pPr>
+        <w:rPr>
+          <w:lang w:val="de-DE"/>
+        </w:rPr>
+      </w:pPr>
+      <w:r>
+        <w:rPr>
+          <w:lang w:val="de-DE"/>
+        </w:rPr>
+        <w:t xml:space="preserve">        d10 = d10.fn(x -&gt; x / </w:t>
+      </w:r>
+      <w:proofErr w:type="spellStart"/>
+      <w:r>
+        <w:rPr>
+          <w:lang w:val="de-DE"/>
+        </w:rPr>
+        <w:t>sbias</w:t>
+      </w:r>
+      <w:proofErr w:type="spellEnd"/>
+      <w:r>
+        <w:rPr>
+          <w:lang w:val="de-DE"/>
+        </w:rPr>
+        <w:t>);</w:t>
+      </w:r>
+    </w:p>
+    <w:p>
+      <w:pPr>
+        <w:rPr>
+          <w:lang w:val="de-DE"/>
+        </w:rPr>
+      </w:pPr>
+      <w:r>
+        <w:rPr>
+          <w:lang w:val="de-DE"/>
+        </w:rPr>
+        <w:t xml:space="preserve">        double </w:t>
+      </w:r>
+      <w:proofErr w:type="spellStart"/>
+      <w:r>
+        <w:rPr>
+          <w:lang w:val="de-DE"/>
+        </w:rPr>
+        <w:t>tbias</w:t>
+      </w:r>
+      <w:proofErr w:type="spellEnd"/>
+      <w:r>
+        <w:rPr>
+          <w:lang w:val="de-DE"/>
+        </w:rPr>
+        <w:t xml:space="preserve"> = </w:t>
+      </w:r>
+      <w:proofErr w:type="spellStart"/>
+      <w:r>
+        <w:rPr>
+          <w:lang w:val="de-DE"/>
+        </w:rPr>
+        <w:t>sbias</w:t>
+      </w:r>
+      <w:proofErr w:type="spellEnd"/>
+      <w:r>
+        <w:rPr>
+          <w:lang w:val="de-DE"/>
+        </w:rPr>
+        <w:t xml:space="preserve"> * </w:t>
+      </w:r>
+      <w:proofErr w:type="spellStart"/>
+      <w:r>
+        <w:rPr>
+          <w:lang w:val="de-DE"/>
+        </w:rPr>
+        <w:t>ibias</w:t>
+      </w:r>
+      <w:proofErr w:type="spellEnd"/>
+      <w:r>
+        <w:rPr>
+          <w:lang w:val="de-DE"/>
+        </w:rPr>
+        <w:t>;</w:t>
+      </w:r>
+    </w:p>
+    <w:p>
+      <w:pPr>
+        <w:rPr>
+          <w:lang w:val="de-DE"/>
+        </w:rPr>
+      </w:pPr>
+      <w:r>
+        <w:rPr>
+          <w:lang w:val="de-DE"/>
+        </w:rPr>
+        <w:t xml:space="preserve">        d12 = d12.fn(x -&gt; x * </w:t>
+      </w:r>
+      <w:proofErr w:type="spellStart"/>
+      <w:r>
+        <w:rPr>
+          <w:lang w:val="de-DE"/>
+        </w:rPr>
+        <w:t>tbias</w:t>
+      </w:r>
+      <w:proofErr w:type="spellEnd"/>
+      <w:r>
+        <w:rPr>
+          <w:lang w:val="de-DE"/>
+        </w:rPr>
+        <w:t>);</w:t>
+      </w:r>
+    </w:p>
+    <w:p>
+      <w:pPr>
+        <w:rPr>
+          <w:lang w:val="de-DE"/>
+        </w:rPr>
+      </w:pPr>
+      <w:r>
+        <w:rPr>
+          <w:lang w:val="de-DE"/>
+        </w:rPr>
+        <w:t xml:space="preserve">        </w:t>
+      </w:r>
+      <w:proofErr w:type="spellStart"/>
+      <w:proofErr w:type="gramStart"/>
+      <w:r>
+        <w:rPr>
+          <w:lang w:val="de-DE"/>
+        </w:rPr>
+        <w:t>fill</w:t>
+      </w:r>
+      <w:proofErr w:type="spellEnd"/>
+      <w:r>
+        <w:rPr>
+          <w:lang w:val="de-DE"/>
+        </w:rPr>
+        <w:t>(</w:t>
+      </w:r>
+      <w:proofErr w:type="spellStart"/>
+      <w:proofErr w:type="gramEnd"/>
+      <w:r>
+        <w:rPr>
+          <w:lang w:val="de-DE"/>
+        </w:rPr>
+        <w:t>builder</w:t>
+      </w:r>
+      <w:proofErr w:type="spellEnd"/>
+      <w:r>
+        <w:rPr>
+          <w:lang w:val="de-DE"/>
+        </w:rPr>
+        <w:t xml:space="preserve">, </w:t>
+      </w:r>
+      <w:proofErr w:type="spellStart"/>
+      <w:r>
+        <w:rPr>
+          <w:lang w:val="de-DE"/>
+        </w:rPr>
+        <w:t>start</w:t>
+      </w:r>
+      <w:proofErr w:type="spellEnd"/>
+      <w:r>
+        <w:rPr>
+          <w:lang w:val="de-DE"/>
+        </w:rPr>
+        <w:t>, d10, d12);</w:t>
+      </w:r>
+    </w:p>
+    <w:p>
+      <w:pPr>
+        <w:rPr>
+          <w:lang w:val="de-DE"/>
+        </w:rPr>
+      </w:pPr>
+      <w:r>
+        <w:rPr>
+          <w:lang w:val="de-DE"/>
+        </w:rPr>
+        <w:t xml:space="preserve">    }</w:t>
+      </w:r>
+    </w:p>
+    <w:p>
+      <w:pPr>
+        <w:rPr>
+          <w:lang w:val="de-DE"/>
+        </w:rPr>
+      </w:pPr>
+    </w:p>
+    <w:p>
+      <w:pPr>
+        <w:rPr>
+          <w:lang w:val="de-DE"/>
+        </w:rPr>
+      </w:pPr>
+      <w:r>
+        <w:rPr>
+          <w:lang w:val="de-DE"/>
+        </w:rPr>
+        <w:t xml:space="preserve">    private </w:t>
+      </w:r>
+      <w:proofErr w:type="spellStart"/>
+      <w:r>
+        <w:rPr>
+          <w:lang w:val="de-DE"/>
+        </w:rPr>
+        <w:t>void</w:t>
+      </w:r>
+      <w:proofErr w:type="spellEnd"/>
+      <w:r>
+        <w:rPr>
+          <w:lang w:val="de-DE"/>
+        </w:rPr>
         <w:t xml:space="preserve"> </w:t>
       </w:r>
       <w:proofErr w:type="spellStart"/>
-      <w:r>
-        <w:rPr>
-          <w:lang w:val="de-DE"/>
-        </w:rPr>
-        <w:t>ifreq</w:t>
+      <w:proofErr w:type="gramStart"/>
+      <w:r>
+        <w:rPr>
+          <w:lang w:val="de-DE"/>
+        </w:rPr>
+        <w:t>legacyBiasCorrection</w:t>
+      </w:r>
+      <w:proofErr w:type="spellEnd"/>
+      <w:r>
+        <w:rPr>
+          <w:lang w:val="de-DE"/>
+        </w:rPr>
+        <w:t>(</w:t>
+      </w:r>
+      <w:proofErr w:type="gramEnd"/>
+      <w:r>
+        <w:rPr>
+          <w:lang w:val="de-DE"/>
+        </w:rPr>
+        <w:t xml:space="preserve">X11Results.Builder </w:t>
+      </w:r>
+      <w:proofErr w:type="spellStart"/>
+      <w:r>
+        <w:rPr>
+          <w:lang w:val="de-DE"/>
+        </w:rPr>
+        <w:t>builder</w:t>
+      </w:r>
+      <w:proofErr w:type="spellEnd"/>
+      <w:r>
+        <w:rPr>
+          <w:lang w:val="de-DE"/>
+        </w:rPr>
+        <w:t xml:space="preserve">, </w:t>
+      </w:r>
+      <w:proofErr w:type="spellStart"/>
+      <w:r>
+        <w:rPr>
+          <w:lang w:val="de-DE"/>
+        </w:rPr>
+        <w:t>TsPeriod</w:t>
+      </w:r>
+      <w:proofErr w:type="spellEnd"/>
+      <w:r>
+        <w:rPr>
+          <w:lang w:val="de-DE"/>
+        </w:rPr>
+        <w:t xml:space="preserve"> </w:t>
+      </w:r>
+      <w:proofErr w:type="spellStart"/>
+      <w:r>
+        <w:rPr>
+          <w:lang w:val="de-DE"/>
+        </w:rPr>
+        <w:t>start</w:t>
+      </w:r>
+      <w:proofErr w:type="spellEnd"/>
+      <w:r>
+        <w:rPr>
+          <w:lang w:val="de-DE"/>
+        </w:rPr>
+        <w:t>) {</w:t>
+      </w:r>
+    </w:p>
+    <w:p>
+      <w:pPr>
+        <w:rPr>
+          <w:lang w:val="de-DE"/>
+        </w:rPr>
+      </w:pPr>
+      <w:r>
+        <w:rPr>
+          <w:lang w:val="de-DE"/>
+        </w:rPr>
+        <w:t xml:space="preserve">        </w:t>
+      </w:r>
+      <w:proofErr w:type="spellStart"/>
+      <w:r>
+        <w:rPr>
+          <w:lang w:val="de-DE"/>
+        </w:rPr>
+        <w:t>DoubleSeq</w:t>
+      </w:r>
+      <w:proofErr w:type="spellEnd"/>
+      <w:r>
+        <w:rPr>
+          <w:lang w:val="de-DE"/>
+        </w:rPr>
+        <w:t xml:space="preserve"> d13 = </w:t>
+      </w:r>
+      <w:proofErr w:type="gramStart"/>
+      <w:r>
+        <w:rPr>
+          <w:lang w:val="de-DE"/>
+        </w:rPr>
+        <w:t>cstep.getC</w:t>
+      </w:r>
+      <w:proofErr w:type="gramEnd"/>
+      <w:r>
+        <w:rPr>
+          <w:lang w:val="de-DE"/>
+        </w:rPr>
+        <w:t>13(), d10 = dstep.getD10(), d12 = dstep.getD12();</w:t>
+      </w:r>
+    </w:p>
+    <w:p>
+      <w:pPr>
+        <w:rPr>
+          <w:lang w:val="de-DE"/>
+        </w:rPr>
+      </w:pPr>
+      <w:r>
+        <w:rPr>
+          <w:lang w:val="de-DE"/>
+        </w:rPr>
+        <w:t xml:space="preserve">        double </w:t>
+      </w:r>
+      <w:proofErr w:type="spellStart"/>
+      <w:r>
+        <w:rPr>
+          <w:lang w:val="de-DE"/>
+        </w:rPr>
+        <w:t>issq</w:t>
       </w:r>
       <w:proofErr w:type="spellEnd"/>
       <w:r>
@@ -4137,21 +4610,76 @@
         </w:rPr>
         <w:t xml:space="preserve"> = </w:t>
       </w:r>
-      <w:proofErr w:type="spellStart"/>
       <w:proofErr w:type="gramStart"/>
       <w:r>
         <w:rPr>
           <w:lang w:val="de-DE"/>
         </w:rPr>
-        <w:t>context.getPeriod</w:t>
-      </w:r>
-      <w:proofErr w:type="spellEnd"/>
+        <w:t>d13.ssq(</w:t>
+      </w:r>
       <w:proofErr w:type="gramEnd"/>
       <w:r>
         <w:rPr>
           <w:lang w:val="de-DE"/>
         </w:rPr>
-        <w:t>();</w:t>
+        <w:t>);</w:t>
+      </w:r>
+    </w:p>
+    <w:p>
+      <w:pPr>
+        <w:rPr>
+          <w:lang w:val="de-DE"/>
+        </w:rPr>
+      </w:pPr>
+      <w:r>
+        <w:rPr>
+          <w:lang w:val="de-DE"/>
+        </w:rPr>
+        <w:t xml:space="preserve">        double </w:t>
+      </w:r>
+      <w:proofErr w:type="spellStart"/>
+      <w:r>
+        <w:rPr>
+          <w:lang w:val="de-DE"/>
+        </w:rPr>
+        <w:t>sig</w:t>
+      </w:r>
+      <w:proofErr w:type="spellEnd"/>
+      <w:r>
+        <w:rPr>
+          <w:lang w:val="de-DE"/>
+        </w:rPr>
+        <w:t xml:space="preserve"> = </w:t>
+      </w:r>
+      <w:proofErr w:type="spellStart"/>
+      <w:proofErr w:type="gramStart"/>
+      <w:r>
+        <w:rPr>
+          <w:lang w:val="de-DE"/>
+        </w:rPr>
+        <w:t>Math.exp</w:t>
+      </w:r>
+      <w:proofErr w:type="spellEnd"/>
+      <w:r>
+        <w:rPr>
+          <w:lang w:val="de-DE"/>
+        </w:rPr>
+        <w:t>(</w:t>
+      </w:r>
+      <w:proofErr w:type="spellStart"/>
+      <w:proofErr w:type="gramEnd"/>
+      <w:r>
+        <w:rPr>
+          <w:lang w:val="de-DE"/>
+        </w:rPr>
+        <w:t>issq</w:t>
+      </w:r>
+      <w:proofErr w:type="spellEnd"/>
+      <w:r>
+        <w:rPr>
+          <w:lang w:val="de-DE"/>
+        </w:rPr>
+        <w:t xml:space="preserve"> / (2 * d13.length()));</w:t>
       </w:r>
     </w:p>
     <w:p>
@@ -4178,600 +4706,7 @@
         <w:rPr>
           <w:lang w:val="de-DE"/>
         </w:rPr>
-        <w:t xml:space="preserve"> s0 = </w:t>
-      </w:r>
-      <w:proofErr w:type="spellStart"/>
-      <w:proofErr w:type="gramStart"/>
-      <w:r>
-        <w:rPr>
-          <w:lang w:val="de-DE"/>
-        </w:rPr>
-        <w:t>start.annualPosition</w:t>
-      </w:r>
-      <w:proofErr w:type="spellEnd"/>
-      <w:proofErr w:type="gramEnd"/>
-      <w:r>
-        <w:rPr>
-          <w:lang w:val="de-DE"/>
-        </w:rPr>
-        <w:t xml:space="preserve">(), </w:t>
-      </w:r>
-      <w:proofErr w:type="spellStart"/>
-      <w:r>
-        <w:rPr>
-          <w:lang w:val="de-DE"/>
-        </w:rPr>
-        <w:t>ny</w:t>
-      </w:r>
-      <w:proofErr w:type="spellEnd"/>
-      <w:r>
-        <w:rPr>
-          <w:lang w:val="de-DE"/>
-        </w:rPr>
-        <w:t xml:space="preserve"> = (d10.length() - s0) / </w:t>
-      </w:r>
-      <w:proofErr w:type="spellStart"/>
-      <w:r>
-        <w:rPr>
-          <w:lang w:val="de-DE"/>
-        </w:rPr>
-        <w:t>ifreq</w:t>
-      </w:r>
-      <w:proofErr w:type="spellEnd"/>
-      <w:r>
-        <w:rPr>
-          <w:lang w:val="de-DE"/>
-        </w:rPr>
-        <w:t>;</w:t>
-      </w:r>
-    </w:p>
-    <w:p>
-      <w:pPr>
-        <w:rPr>
-          <w:lang w:val="de-DE"/>
-        </w:rPr>
-      </w:pPr>
-    </w:p>
-    <w:p>
-      <w:pPr>
-        <w:rPr>
-          <w:lang w:val="de-DE"/>
-        </w:rPr>
-      </w:pPr>
-      <w:r>
-        <w:rPr>
-          <w:lang w:val="de-DE"/>
-        </w:rPr>
-        <w:t xml:space="preserve">        double </w:t>
-      </w:r>
-      <w:proofErr w:type="spellStart"/>
-      <w:r>
-        <w:rPr>
-          <w:lang w:val="de-DE"/>
-        </w:rPr>
-        <w:t>sbias</w:t>
-      </w:r>
-      <w:proofErr w:type="spellEnd"/>
-      <w:r>
-        <w:rPr>
-          <w:lang w:val="de-DE"/>
-        </w:rPr>
-        <w:t xml:space="preserve"> = d10.range(s0, s0 + </w:t>
-      </w:r>
-      <w:proofErr w:type="spellStart"/>
-      <w:r>
-        <w:rPr>
-          <w:lang w:val="de-DE"/>
-        </w:rPr>
-        <w:t>ny</w:t>
-      </w:r>
-      <w:proofErr w:type="spellEnd"/>
-      <w:r>
-        <w:rPr>
-          <w:lang w:val="de-DE"/>
-        </w:rPr>
-        <w:t xml:space="preserve"> * </w:t>
-      </w:r>
-      <w:proofErr w:type="spellStart"/>
-      <w:r>
-        <w:rPr>
-          <w:lang w:val="de-DE"/>
-        </w:rPr>
-        <w:t>ifreq</w:t>
-      </w:r>
-      <w:proofErr w:type="spellEnd"/>
-      <w:proofErr w:type="gramStart"/>
-      <w:r>
-        <w:rPr>
-          <w:lang w:val="de-DE"/>
-        </w:rPr>
-        <w:t>).</w:t>
-      </w:r>
-      <w:proofErr w:type="spellStart"/>
-      <w:r>
-        <w:rPr>
-          <w:lang w:val="de-DE"/>
-        </w:rPr>
-        <w:t>average</w:t>
-      </w:r>
-      <w:proofErr w:type="spellEnd"/>
-      <w:proofErr w:type="gramEnd"/>
-      <w:r>
-        <w:rPr>
-          <w:lang w:val="de-DE"/>
-        </w:rPr>
-        <w:t xml:space="preserve">(), </w:t>
-      </w:r>
-      <w:proofErr w:type="spellStart"/>
-      <w:r>
-        <w:rPr>
-          <w:lang w:val="de-DE"/>
-        </w:rPr>
-        <w:t>ibias</w:t>
-      </w:r>
-      <w:proofErr w:type="spellEnd"/>
-      <w:r>
-        <w:rPr>
-          <w:lang w:val="de-DE"/>
-        </w:rPr>
-        <w:t xml:space="preserve"> = d13.average();</w:t>
-      </w:r>
-    </w:p>
-    <w:p>
-      <w:pPr>
-        <w:rPr>
-          <w:lang w:val="de-DE"/>
-        </w:rPr>
-      </w:pPr>
-      <w:r>
-        <w:rPr>
-          <w:lang w:val="de-DE"/>
-        </w:rPr>
-        <w:t xml:space="preserve">        d10 = d10.fn(x -&gt; x / </w:t>
-      </w:r>
-      <w:proofErr w:type="spellStart"/>
-      <w:r>
-        <w:rPr>
-          <w:lang w:val="de-DE"/>
-        </w:rPr>
-        <w:t>sbias</w:t>
-      </w:r>
-      <w:proofErr w:type="spellEnd"/>
-      <w:r>
-        <w:rPr>
-          <w:lang w:val="de-DE"/>
-        </w:rPr>
-        <w:t>);</w:t>
-      </w:r>
-    </w:p>
-    <w:p>
-      <w:pPr>
-        <w:rPr>
-          <w:lang w:val="de-DE"/>
-        </w:rPr>
-      </w:pPr>
-      <w:r>
-        <w:rPr>
-          <w:lang w:val="de-DE"/>
-        </w:rPr>
-        <w:t xml:space="preserve">        double </w:t>
-      </w:r>
-      <w:proofErr w:type="spellStart"/>
-      <w:r>
-        <w:rPr>
-          <w:lang w:val="de-DE"/>
-        </w:rPr>
-        <w:t>tbias</w:t>
-      </w:r>
-      <w:proofErr w:type="spellEnd"/>
-      <w:r>
-        <w:rPr>
-          <w:lang w:val="de-DE"/>
-        </w:rPr>
-        <w:t xml:space="preserve"> = </w:t>
-      </w:r>
-      <w:proofErr w:type="spellStart"/>
-      <w:r>
-        <w:rPr>
-          <w:lang w:val="de-DE"/>
-        </w:rPr>
-        <w:t>sbias</w:t>
-      </w:r>
-      <w:proofErr w:type="spellEnd"/>
-      <w:r>
-        <w:rPr>
-          <w:lang w:val="de-DE"/>
-        </w:rPr>
-        <w:t xml:space="preserve"> * </w:t>
-      </w:r>
-      <w:proofErr w:type="spellStart"/>
-      <w:r>
-        <w:rPr>
-          <w:lang w:val="de-DE"/>
-        </w:rPr>
-        <w:t>ibias</w:t>
-      </w:r>
-      <w:proofErr w:type="spellEnd"/>
-      <w:r>
-        <w:rPr>
-          <w:lang w:val="de-DE"/>
-        </w:rPr>
-        <w:t>;</w:t>
-      </w:r>
-    </w:p>
-    <w:p>
-      <w:pPr>
-        <w:rPr>
-          <w:lang w:val="de-DE"/>
-        </w:rPr>
-      </w:pPr>
-      <w:r>
-        <w:rPr>
-          <w:lang w:val="de-DE"/>
-        </w:rPr>
-        <w:t xml:space="preserve">        d12 = d12.fn(x -&gt; x * </w:t>
-      </w:r>
-      <w:proofErr w:type="spellStart"/>
-      <w:r>
-        <w:rPr>
-          <w:lang w:val="de-DE"/>
-        </w:rPr>
-        <w:t>tbias</w:t>
-      </w:r>
-      <w:proofErr w:type="spellEnd"/>
-      <w:r>
-        <w:rPr>
-          <w:lang w:val="de-DE"/>
-        </w:rPr>
-        <w:t>);</w:t>
-      </w:r>
-    </w:p>
-    <w:p>
-      <w:pPr>
-        <w:rPr>
-          <w:lang w:val="de-DE"/>
-        </w:rPr>
-      </w:pPr>
-      <w:r>
-        <w:rPr>
-          <w:lang w:val="de-DE"/>
-        </w:rPr>
-        <w:t xml:space="preserve">        </w:t>
-      </w:r>
-      <w:proofErr w:type="spellStart"/>
-      <w:proofErr w:type="gramStart"/>
-      <w:r>
-        <w:rPr>
-          <w:lang w:val="de-DE"/>
-        </w:rPr>
-        <w:t>fill</w:t>
-      </w:r>
-      <w:proofErr w:type="spellEnd"/>
-      <w:r>
-        <w:rPr>
-          <w:lang w:val="de-DE"/>
-        </w:rPr>
-        <w:t>(</w:t>
-      </w:r>
-      <w:proofErr w:type="spellStart"/>
-      <w:proofErr w:type="gramEnd"/>
-      <w:r>
-        <w:rPr>
-          <w:lang w:val="de-DE"/>
-        </w:rPr>
-        <w:t>builder</w:t>
-      </w:r>
-      <w:proofErr w:type="spellEnd"/>
-      <w:r>
-        <w:rPr>
-          <w:lang w:val="de-DE"/>
-        </w:rPr>
-        <w:t xml:space="preserve">, </w:t>
-      </w:r>
-      <w:proofErr w:type="spellStart"/>
-      <w:r>
-        <w:rPr>
-          <w:lang w:val="de-DE"/>
-        </w:rPr>
-        <w:t>start</w:t>
-      </w:r>
-      <w:proofErr w:type="spellEnd"/>
-      <w:r>
-        <w:rPr>
-          <w:lang w:val="de-DE"/>
-        </w:rPr>
-        <w:t>, d10, d12);</w:t>
-      </w:r>
-    </w:p>
-    <w:p>
-      <w:pPr>
-        <w:rPr>
-          <w:lang w:val="de-DE"/>
-        </w:rPr>
-      </w:pPr>
-      <w:r>
-        <w:rPr>
-          <w:lang w:val="de-DE"/>
-        </w:rPr>
-        <w:t xml:space="preserve">    }</w:t>
-      </w:r>
-    </w:p>
-    <w:p>
-      <w:pPr>
-        <w:rPr>
-          <w:lang w:val="de-DE"/>
-        </w:rPr>
-      </w:pPr>
-    </w:p>
-    <w:p>
-      <w:pPr>
-        <w:rPr>
-          <w:lang w:val="de-DE"/>
-        </w:rPr>
-      </w:pPr>
-      <w:r>
-        <w:rPr>
-          <w:lang w:val="de-DE"/>
-        </w:rPr>
-        <w:t xml:space="preserve">    private </w:t>
-      </w:r>
-      <w:proofErr w:type="spellStart"/>
-      <w:r>
-        <w:rPr>
-          <w:lang w:val="de-DE"/>
-        </w:rPr>
-        <w:t>void</w:t>
-      </w:r>
-      <w:proofErr w:type="spellEnd"/>
-      <w:r>
-        <w:rPr>
-          <w:lang w:val="de-DE"/>
-        </w:rPr>
-        <w:t xml:space="preserve"> </w:t>
-      </w:r>
-      <w:proofErr w:type="spellStart"/>
-      <w:proofErr w:type="gramStart"/>
-      <w:r>
-        <w:rPr>
-          <w:lang w:val="de-DE"/>
-        </w:rPr>
-        <w:t>legacyBiasCorrection</w:t>
-      </w:r>
-      <w:proofErr w:type="spellEnd"/>
-      <w:r>
-        <w:rPr>
-          <w:lang w:val="de-DE"/>
-        </w:rPr>
-        <w:t>(</w:t>
-      </w:r>
-      <w:proofErr w:type="gramEnd"/>
-      <w:r>
-        <w:rPr>
-          <w:lang w:val="de-DE"/>
-        </w:rPr>
-        <w:t xml:space="preserve">X11Results.Builder </w:t>
-      </w:r>
-      <w:proofErr w:type="spellStart"/>
-      <w:r>
-        <w:rPr>
-          <w:lang w:val="de-DE"/>
-        </w:rPr>
-        <w:t>builder</w:t>
-      </w:r>
-      <w:proofErr w:type="spellEnd"/>
-      <w:r>
-        <w:rPr>
-          <w:lang w:val="de-DE"/>
-        </w:rPr>
-        <w:t xml:space="preserve">, </w:t>
-      </w:r>
-      <w:proofErr w:type="spellStart"/>
-      <w:r>
-        <w:rPr>
-          <w:lang w:val="de-DE"/>
-        </w:rPr>
-        <w:t>TsPeriod</w:t>
-      </w:r>
-      <w:proofErr w:type="spellEnd"/>
-      <w:r>
-        <w:rPr>
-          <w:lang w:val="de-DE"/>
-        </w:rPr>
-        <w:t xml:space="preserve"> </w:t>
-      </w:r>
-      <w:proofErr w:type="spellStart"/>
-      <w:r>
-        <w:rPr>
-          <w:lang w:val="de-DE"/>
-        </w:rPr>
-        <w:t>start</w:t>
-      </w:r>
-      <w:proofErr w:type="spellEnd"/>
-      <w:r>
-        <w:rPr>
-          <w:lang w:val="de-DE"/>
-        </w:rPr>
-        <w:t>) {</w:t>
-      </w:r>
-    </w:p>
-    <w:p>
-      <w:pPr>
-        <w:rPr>
-          <w:lang w:val="de-DE"/>
-        </w:rPr>
-      </w:pPr>
-      <w:r>
-        <w:rPr>
-          <w:lang w:val="de-DE"/>
-        </w:rPr>
-        <w:t xml:space="preserve">        </w:t>
-      </w:r>
-      <w:proofErr w:type="spellStart"/>
-      <w:r>
-        <w:rPr>
-          <w:lang w:val="de-DE"/>
-        </w:rPr>
-        <w:t>DoubleSeq</w:t>
-      </w:r>
-      <w:proofErr w:type="spellEnd"/>
-      <w:r>
-        <w:rPr>
-          <w:lang w:val="de-DE"/>
-        </w:rPr>
-        <w:t xml:space="preserve"> d13 = </w:t>
-      </w:r>
-      <w:proofErr w:type="gramStart"/>
-      <w:r>
-        <w:rPr>
-          <w:lang w:val="de-DE"/>
-        </w:rPr>
-        <w:t>cstep.getC</w:t>
-      </w:r>
-      <w:proofErr w:type="gramEnd"/>
-      <w:r>
-        <w:rPr>
-          <w:lang w:val="de-DE"/>
-        </w:rPr>
-        <w:t>13(), d10 = dstep.getD10(), d12 = dstep.getD12();</w:t>
-      </w:r>
-    </w:p>
-    <w:p>
-      <w:pPr>
-        <w:rPr>
-          <w:lang w:val="de-DE"/>
-        </w:rPr>
-      </w:pPr>
-      <w:r>
-        <w:rPr>
-          <w:lang w:val="de-DE"/>
-        </w:rPr>
-        <w:t xml:space="preserve">        double </w:t>
-      </w:r>
-      <w:proofErr w:type="spellStart"/>
-      <w:r>
-        <w:rPr>
-          <w:lang w:val="de-DE"/>
-        </w:rPr>
-        <w:t>issq</w:t>
-      </w:r>
-      <w:proofErr w:type="spellEnd"/>
-      <w:r>
-        <w:rPr>
-          <w:lang w:val="de-DE"/>
-        </w:rPr>
-        <w:t xml:space="preserve"> = </w:t>
-      </w:r>
-      <w:proofErr w:type="gramStart"/>
-      <w:r>
-        <w:rPr>
-          <w:lang w:val="de-DE"/>
-        </w:rPr>
-        <w:t>d13.ssq(</w:t>
-      </w:r>
-      <w:proofErr w:type="gramEnd"/>
-      <w:r>
-        <w:rPr>
-          <w:lang w:val="de-DE"/>
-        </w:rPr>
-        <w:t>);</w:t>
-      </w:r>
-    </w:p>
-    <w:p>
-      <w:pPr>
-        <w:rPr>
-          <w:lang w:val="de-DE"/>
-        </w:rPr>
-      </w:pPr>
-      <w:r>
-        <w:rPr>
-          <w:lang w:val="de-DE"/>
-        </w:rPr>
-        <w:t xml:space="preserve">        double </w:t>
-      </w:r>
-      <w:proofErr w:type="spellStart"/>
-      <w:r>
-        <w:rPr>
-          <w:lang w:val="de-DE"/>
-        </w:rPr>
-        <w:t>sig</w:t>
-      </w:r>
-      <w:proofErr w:type="spellEnd"/>
-      <w:r>
-        <w:rPr>
-          <w:lang w:val="de-DE"/>
-        </w:rPr>
-        <w:t xml:space="preserve"> = </w:t>
-      </w:r>
-      <w:proofErr w:type="spellStart"/>
-      <w:proofErr w:type="gramStart"/>
-      <w:r>
-        <w:rPr>
-          <w:lang w:val="de-DE"/>
-        </w:rPr>
-        <w:t>Math.exp</w:t>
-      </w:r>
-      <w:proofErr w:type="spellEnd"/>
-      <w:r>
-        <w:rPr>
-          <w:lang w:val="de-DE"/>
-        </w:rPr>
-        <w:t>(</w:t>
-      </w:r>
-      <w:proofErr w:type="spellStart"/>
-      <w:proofErr w:type="gramEnd"/>
-      <w:r>
-        <w:rPr>
-          <w:lang w:val="de-DE"/>
-        </w:rPr>
-        <w:t>issq</w:t>
-      </w:r>
-      <w:proofErr w:type="spellEnd"/>
-      <w:r>
-        <w:rPr>
-          <w:lang w:val="de-DE"/>
-        </w:rPr>
-        <w:t xml:space="preserve"> / (2 * d13.length()));</w:t>
-      </w:r>
-    </w:p>
-    <w:p>
-      <w:pPr>
-        <w:rPr>
-          <w:lang w:val="de-DE"/>
-        </w:rPr>
-      </w:pPr>
-      <w:r>
-        <w:rPr>
-          <w:lang w:val="de-DE"/>
-        </w:rPr>
-        <w:t xml:space="preserve">        </w:t>
-      </w:r>
-      <w:proofErr w:type="spellStart"/>
-      <w:r>
-        <w:rPr>
-          <w:lang w:val="de-DE"/>
-        </w:rPr>
-        <w:t>int</w:t>
-      </w:r>
-      <w:proofErr w:type="spellEnd"/>
-      <w:r>
-        <w:rPr>
-          <w:lang w:val="de-DE"/>
-        </w:rPr>
-        <w:t xml:space="preserve"> </w:t>
-      </w:r>
-      <w:proofErr w:type="spellStart"/>
-      <w:r>
-        <w:rPr>
-          <w:lang w:val="de-DE"/>
-        </w:rPr>
-        <w:t>ifreq</w:t>
-      </w:r>
-      <w:proofErr w:type="spellEnd"/>
-      <w:r>
-        <w:rPr>
-          <w:lang w:val="de-DE"/>
-        </w:rPr>
-        <w:t xml:space="preserve"> = </w:t>
+        <w:t xml:space="preserve"> ifreq = </w:t>
       </w:r>
       <w:proofErr w:type="spellStart"/>
       <w:proofErr w:type="gramStart"/>
@@ -5619,7 +5554,11 @@
       </w:r>
     </w:p>
     <w:p/>
-    <w:p/>
+    <w:p>
+      <w:r>
+        <w:t>=========================================================================</w:t>
+      </w:r>
+    </w:p>
     <w:p>
       <w:r>
         <w:t>TRAMO SEATS</w:t>
